--- a/docs/lista_louvores/Textos_Louvores/NOSSA GLÓRIA É JESUS CONHECER.docx
+++ b/docs/lista_louvores/Textos_Louvores/NOSSA GLÓRIA É JESUS CONHECER.docx
@@ -4,111 +4,335 @@
   <w:body>
     <w:p>
       <w:pPr>
-        <w:pStyle w:val="PargrafodaLista"/>
-        <w:numPr>
-          <w:ilvl w:val="0"/>
-          <w:numId w:val="2"/>
-        </w:numPr>
-        <w:spacing w:before="120" w:after="240" w:line="240" w:lineRule="auto"/>
-        <w:ind w:left="425" w:hanging="357"/>
-        <w:contextualSpacing w:val="0"/>
-        <w:rPr>
-          <w:rFonts w:ascii="Times New Roman" w:hAnsi="Times New Roman" w:cs="Times New Roman"/>
-          <w:b/>
-          <w:bCs/>
-          <w:color w:val="000000"/>
-          <w:sz w:val="28"/>
-          <w:szCs w:val="28"/>
-        </w:rPr>
-      </w:pPr>
-      <w:bookmarkStart w:id="0" w:name="_Hlk218981871"/>
-      <w:r>
-        <w:rPr>
-          <w:rFonts w:ascii="Times New Roman" w:hAnsi="Times New Roman" w:cs="Times New Roman"/>
-          <w:color w:val="000000"/>
-          <w:sz w:val="28"/>
-          <w:szCs w:val="28"/>
-        </w:rPr>
-        <w:t>Nossa glória é Jesus conhecer</w:t>
+        <w:pStyle w:val="Ttulo1"/>
+      </w:pPr>
+      <w:r>
+        <w:t>NOSSA GLÓRIA É JESUS CONHECER</w:t>
       </w:r>
     </w:p>
     <w:p>
       <w:pPr>
-        <w:pStyle w:val="PargrafodaLista"/>
-        <w:numPr>
-          <w:ilvl w:val="0"/>
-          <w:numId w:val="1"/>
-        </w:numPr>
         <w:autoSpaceDE w:val="0"/>
         <w:autoSpaceDN w:val="0"/>
         <w:adjustRightInd w:val="0"/>
-        <w:spacing w:before="80" w:line="240" w:lineRule="auto"/>
-        <w:ind w:left="862" w:hanging="357"/>
-        <w:contextualSpacing w:val="0"/>
-        <w:rPr>
-          <w:rFonts w:ascii="Times New Roman" w:hAnsi="Times New Roman" w:cs="Times New Roman"/>
-        </w:rPr>
-      </w:pPr>
-      <w:r>
-        <w:rPr>
-          <w:rFonts w:ascii="Times New Roman" w:hAnsi="Times New Roman" w:cs="Times New Roman"/>
-        </w:rPr>
-        <w:t>Não há glória maior que a de Cristo, Senhor</w:t>
-      </w:r>
-      <w:r>
-        <w:rPr>
-          <w:rFonts w:ascii="Times New Roman" w:hAnsi="Times New Roman" w:cs="Times New Roman"/>
+        <w:rPr>
+          <w:rFonts w:ascii="Times New Roman" w:hAnsi="Times New Roman"/>
+        </w:rPr>
+      </w:pPr>
+      <w:r>
+        <w:rPr>
+          <w:rFonts w:ascii="Times New Roman" w:hAnsi="Times New Roman"/>
+        </w:rPr>
+        <w:t xml:space="preserve">Não há glória maior </w:t>
+      </w:r>
+      <w:r>
+        <w:rPr>
+          <w:rFonts w:ascii="Times New Roman" w:hAnsi="Times New Roman"/>
         </w:rPr>
         <w:br/>
-        <w:t>Em que nos gloriamos e rendemos-lhe louvor</w:t>
+      </w:r>
+      <w:r>
+        <w:rPr>
+          <w:rFonts w:ascii="Times New Roman" w:hAnsi="Times New Roman"/>
+        </w:rPr>
+        <w:t>que a de Cristo, Senhor</w:t>
+      </w:r>
+      <w:r>
+        <w:rPr>
+          <w:rFonts w:ascii="Times New Roman" w:hAnsi="Times New Roman"/>
+        </w:rPr>
+        <w:br/>
+      </w:r>
+      <w:r>
+        <w:rPr>
+          <w:rFonts w:ascii="Times New Roman" w:hAnsi="Times New Roman"/>
+        </w:rPr>
+        <w:t xml:space="preserve">Em que nos gloriamos </w:t>
+      </w:r>
+      <w:r>
+        <w:rPr>
+          <w:rFonts w:ascii="Times New Roman" w:hAnsi="Times New Roman"/>
+        </w:rPr>
+        <w:br/>
+      </w:r>
+      <w:r>
+        <w:rPr>
+          <w:rFonts w:ascii="Times New Roman" w:hAnsi="Times New Roman"/>
+        </w:rPr>
+        <w:t>e rendemos-lhe louvor</w:t>
       </w:r>
     </w:p>
     <w:p>
       <w:pPr>
-        <w:pStyle w:val="PargrafodaLista"/>
-        <w:numPr>
-          <w:ilvl w:val="0"/>
-          <w:numId w:val="1"/>
-        </w:numPr>
         <w:autoSpaceDE w:val="0"/>
         <w:autoSpaceDN w:val="0"/>
         <w:adjustRightInd w:val="0"/>
-        <w:spacing w:before="80" w:line="240" w:lineRule="auto"/>
-        <w:ind w:left="862" w:hanging="357"/>
-        <w:contextualSpacing w:val="0"/>
-        <w:rPr>
-          <w:rFonts w:ascii="Times New Roman" w:hAnsi="Times New Roman" w:cs="Times New Roman"/>
-        </w:rPr>
-      </w:pPr>
-      <w:r>
-        <w:rPr>
-          <w:rFonts w:ascii="Times New Roman" w:hAnsi="Times New Roman" w:cs="Times New Roman"/>
+        <w:rPr>
+          <w:rFonts w:ascii="Times New Roman" w:hAnsi="Times New Roman"/>
+        </w:rPr>
+      </w:pPr>
+      <w:r>
+        <w:rPr>
+          <w:rFonts w:ascii="Times New Roman" w:hAnsi="Times New Roman"/>
         </w:rPr>
         <w:t>Seja religião, reputação ou poder</w:t>
       </w:r>
       <w:r>
         <w:rPr>
-          <w:rFonts w:ascii="Times New Roman" w:hAnsi="Times New Roman" w:cs="Times New Roman"/>
+          <w:rFonts w:ascii="Times New Roman" w:hAnsi="Times New Roman"/>
         </w:rPr>
         <w:br/>
-        <w:t>Não há glória maior que a Jesus conhecer</w:t>
+      </w:r>
+      <w:r>
+        <w:rPr>
+          <w:rFonts w:ascii="Times New Roman" w:hAnsi="Times New Roman"/>
+        </w:rPr>
+        <w:t xml:space="preserve">Não há glória maior </w:t>
+      </w:r>
+      <w:r>
+        <w:rPr>
+          <w:rFonts w:ascii="Times New Roman" w:hAnsi="Times New Roman"/>
+        </w:rPr>
+        <w:br/>
+      </w:r>
+      <w:r>
+        <w:rPr>
+          <w:rFonts w:ascii="Times New Roman" w:hAnsi="Times New Roman"/>
+        </w:rPr>
+        <w:t>que a Jesus conhecer</w:t>
       </w:r>
     </w:p>
     <w:p>
       <w:pPr>
-        <w:pStyle w:val="PargrafodaLista"/>
-        <w:numPr>
-          <w:ilvl w:val="0"/>
-          <w:numId w:val="1"/>
-        </w:numPr>
         <w:autoSpaceDE w:val="0"/>
         <w:autoSpaceDN w:val="0"/>
         <w:adjustRightInd w:val="0"/>
-        <w:spacing w:before="80" w:line="240" w:lineRule="auto"/>
-        <w:ind w:left="862" w:hanging="357"/>
-        <w:contextualSpacing w:val="0"/>
-        <w:rPr>
-          <w:rFonts w:ascii="Times New Roman" w:hAnsi="Times New Roman" w:cs="Times New Roman"/>
+        <w:rPr>
+          <w:rFonts w:ascii="Times New Roman" w:hAnsi="Times New Roman"/>
+        </w:rPr>
+      </w:pPr>
+      <w:r>
+        <w:rPr>
+          <w:rFonts w:ascii="Times New Roman" w:hAnsi="Times New Roman"/>
+        </w:rPr>
+        <w:t xml:space="preserve">Tudo é perda </w:t>
+      </w:r>
+      <w:proofErr w:type="gramStart"/>
+      <w:r>
+        <w:rPr>
+          <w:rFonts w:ascii="Times New Roman" w:hAnsi="Times New Roman"/>
+        </w:rPr>
+        <w:t>pra</w:t>
+      </w:r>
+      <w:proofErr w:type="gramEnd"/>
+      <w:r>
+        <w:rPr>
+          <w:rFonts w:ascii="Times New Roman" w:hAnsi="Times New Roman"/>
+        </w:rPr>
+        <w:t xml:space="preserve"> mim </w:t>
+      </w:r>
+      <w:r>
+        <w:rPr>
+          <w:rFonts w:ascii="Times New Roman" w:hAnsi="Times New Roman"/>
+        </w:rPr>
+        <w:br/>
+      </w:r>
+      <w:r>
+        <w:rPr>
+          <w:rFonts w:ascii="Times New Roman" w:hAnsi="Times New Roman"/>
+        </w:rPr>
+        <w:t>por amor a Jesus</w:t>
+      </w:r>
+      <w:r>
+        <w:rPr>
+          <w:rFonts w:ascii="Times New Roman" w:hAnsi="Times New Roman"/>
+        </w:rPr>
+        <w:br/>
+      </w:r>
+      <w:r>
+        <w:rPr>
+          <w:rFonts w:ascii="Times New Roman" w:hAnsi="Times New Roman"/>
+        </w:rPr>
+        <w:t>Este mundo rejeito, enfim</w:t>
+      </w:r>
+    </w:p>
+    <w:p>
+      <w:pPr>
+        <w:autoSpaceDE w:val="0"/>
+        <w:autoSpaceDN w:val="0"/>
+        <w:adjustRightInd w:val="0"/>
+        <w:rPr>
+          <w:rFonts w:ascii="Times New Roman" w:hAnsi="Times New Roman"/>
+        </w:rPr>
+      </w:pPr>
+      <w:r>
+        <w:rPr>
+          <w:rFonts w:ascii="Times New Roman" w:hAnsi="Times New Roman"/>
+        </w:rPr>
+        <w:t xml:space="preserve">Deixo tudo </w:t>
+      </w:r>
+      <w:proofErr w:type="gramStart"/>
+      <w:r>
+        <w:rPr>
+          <w:rFonts w:ascii="Times New Roman" w:hAnsi="Times New Roman"/>
+        </w:rPr>
+        <w:t>pra</w:t>
+      </w:r>
+      <w:proofErr w:type="gramEnd"/>
+      <w:r>
+        <w:rPr>
+          <w:rFonts w:ascii="Times New Roman" w:hAnsi="Times New Roman"/>
+        </w:rPr>
+        <w:t xml:space="preserve"> trás </w:t>
+      </w:r>
+      <w:r>
+        <w:rPr>
+          <w:rFonts w:ascii="Times New Roman" w:hAnsi="Times New Roman"/>
+        </w:rPr>
+        <w:br/>
+      </w:r>
+      <w:r>
+        <w:rPr>
+          <w:rFonts w:ascii="Times New Roman" w:hAnsi="Times New Roman"/>
+        </w:rPr>
+        <w:t xml:space="preserve">para o alvo correr </w:t>
+      </w:r>
+      <w:r>
+        <w:rPr>
+          <w:rFonts w:ascii="Times New Roman" w:hAnsi="Times New Roman"/>
+        </w:rPr>
+        <w:br/>
+      </w:r>
+      <w:r>
+        <w:rPr>
+          <w:rFonts w:ascii="Times New Roman" w:hAnsi="Times New Roman"/>
+        </w:rPr>
+        <w:t xml:space="preserve">Nossa glória </w:t>
+      </w:r>
+      <w:r>
+        <w:rPr>
+          <w:rFonts w:ascii="Times New Roman" w:hAnsi="Times New Roman"/>
+        </w:rPr>
+        <w:br/>
+      </w:r>
+      <w:r>
+        <w:rPr>
+          <w:rFonts w:ascii="Times New Roman" w:hAnsi="Times New Roman"/>
+        </w:rPr>
+        <w:t>é Jesus conhecer</w:t>
+      </w:r>
+    </w:p>
+    <w:p>
+      <w:pPr>
+        <w:autoSpaceDE w:val="0"/>
+        <w:autoSpaceDN w:val="0"/>
+        <w:adjustRightInd w:val="0"/>
+        <w:rPr>
+          <w:rFonts w:ascii="Times New Roman" w:hAnsi="Times New Roman"/>
+        </w:rPr>
+      </w:pPr>
+      <w:r>
+        <w:rPr>
+          <w:rFonts w:ascii="Times New Roman" w:hAnsi="Times New Roman"/>
+        </w:rPr>
+        <w:t xml:space="preserve">Conformar-me a Jesus </w:t>
+      </w:r>
+      <w:r>
+        <w:rPr>
+          <w:rFonts w:ascii="Times New Roman" w:hAnsi="Times New Roman"/>
+        </w:rPr>
+        <w:br/>
+      </w:r>
+      <w:r>
+        <w:rPr>
+          <w:rFonts w:ascii="Times New Roman" w:hAnsi="Times New Roman"/>
+        </w:rPr>
+        <w:t>é o que quero fazer</w:t>
+      </w:r>
+      <w:r>
+        <w:rPr>
+          <w:rFonts w:ascii="Times New Roman" w:hAnsi="Times New Roman"/>
+        </w:rPr>
+        <w:br/>
+      </w:r>
+      <w:r>
+        <w:rPr>
+          <w:rFonts w:ascii="Times New Roman" w:hAnsi="Times New Roman"/>
+        </w:rPr>
+        <w:t>Não mediante meus feitos</w:t>
+      </w:r>
+      <w:r>
+        <w:rPr>
+          <w:rFonts w:ascii="Times New Roman" w:hAnsi="Times New Roman"/>
+        </w:rPr>
+        <w:br/>
+      </w:r>
+      <w:r>
+        <w:rPr>
+          <w:rFonts w:ascii="Times New Roman" w:hAnsi="Times New Roman"/>
+        </w:rPr>
+        <w:t>Mas por Ele conhecer</w:t>
+      </w:r>
+    </w:p>
+    <w:p>
+      <w:pPr>
+        <w:autoSpaceDE w:val="0"/>
+        <w:autoSpaceDN w:val="0"/>
+        <w:adjustRightInd w:val="0"/>
+        <w:rPr>
+          <w:rFonts w:ascii="Times New Roman" w:hAnsi="Times New Roman"/>
+        </w:rPr>
+      </w:pPr>
+      <w:r>
+        <w:rPr>
+          <w:rFonts w:ascii="Times New Roman" w:hAnsi="Times New Roman"/>
+        </w:rPr>
+        <w:t xml:space="preserve">O Seu conhecimento </w:t>
+      </w:r>
+      <w:r>
+        <w:rPr>
+          <w:rFonts w:ascii="Times New Roman" w:hAnsi="Times New Roman"/>
+        </w:rPr>
+        <w:br/>
+      </w:r>
+      <w:r>
+        <w:rPr>
+          <w:rFonts w:ascii="Times New Roman" w:hAnsi="Times New Roman"/>
+        </w:rPr>
+        <w:t>é sublime e verás</w:t>
+      </w:r>
+      <w:r>
+        <w:rPr>
+          <w:rFonts w:ascii="Times New Roman" w:hAnsi="Times New Roman"/>
+        </w:rPr>
+        <w:br/>
+      </w:r>
+      <w:r>
+        <w:rPr>
+          <w:rFonts w:ascii="Times New Roman" w:hAnsi="Times New Roman"/>
+        </w:rPr>
+        <w:t xml:space="preserve">Cristo me conquistou, </w:t>
+      </w:r>
+      <w:r>
+        <w:rPr>
+          <w:rFonts w:ascii="Times New Roman" w:hAnsi="Times New Roman"/>
+        </w:rPr>
+        <w:br/>
+      </w:r>
+      <w:r>
+        <w:rPr>
+          <w:rFonts w:ascii="Times New Roman" w:hAnsi="Times New Roman"/>
+        </w:rPr>
+        <w:t>Ele me satisfaz</w:t>
+      </w:r>
+    </w:p>
+    <w:p>
+      <w:pPr>
+        <w:autoSpaceDE w:val="0"/>
+        <w:autoSpaceDN w:val="0"/>
+        <w:adjustRightInd w:val="0"/>
+        <w:rPr>
+          <w:rFonts w:ascii="Times New Roman" w:hAnsi="Times New Roman"/>
           <w:b/>
           <w:bCs/>
           <w:i/>
@@ -117,213 +341,50 @@
       </w:pPr>
       <w:r>
         <w:rPr>
-          <w:rFonts w:ascii="Times New Roman" w:hAnsi="Times New Roman" w:cs="Times New Roman"/>
+          <w:rFonts w:ascii="Times New Roman" w:hAnsi="Times New Roman"/>
           <w:b/>
           <w:bCs/>
           <w:i/>
           <w:iCs/>
         </w:rPr>
-        <w:t xml:space="preserve">Tudo é perda </w:t>
-      </w:r>
-      <w:proofErr w:type="gramStart"/>
-      <w:r>
-        <w:rPr>
-          <w:rFonts w:ascii="Times New Roman" w:hAnsi="Times New Roman" w:cs="Times New Roman"/>
+        <w:t>[REPETE</w:t>
+      </w:r>
+      <w:r>
+        <w:rPr>
+          <w:rFonts w:ascii="Times New Roman" w:hAnsi="Times New Roman"/>
           <w:b/>
           <w:bCs/>
           <w:i/>
           <w:iCs/>
         </w:rPr>
-        <w:t>pra</w:t>
-      </w:r>
-      <w:proofErr w:type="gramEnd"/>
-      <w:r>
-        <w:rPr>
-          <w:rFonts w:ascii="Times New Roman" w:hAnsi="Times New Roman" w:cs="Times New Roman"/>
+        <w:t xml:space="preserve"> ACIMA</w:t>
+      </w:r>
+      <w:r>
+        <w:rPr>
+          <w:rFonts w:ascii="Times New Roman" w:hAnsi="Times New Roman"/>
           <w:b/>
           <w:bCs/>
           <w:i/>
           <w:iCs/>
         </w:rPr>
-        <w:t xml:space="preserve"> mim por amor a Jesus</w:t>
-      </w:r>
-      <w:r>
-        <w:rPr>
-          <w:rFonts w:ascii="Times New Roman" w:hAnsi="Times New Roman" w:cs="Times New Roman"/>
-          <w:b/>
-          <w:bCs/>
-          <w:i/>
-          <w:iCs/>
-        </w:rPr>
-        <w:br/>
-        <w:t>Este mundo rejeito, enfim</w:t>
-      </w:r>
-      <w:r>
-        <w:rPr>
-          <w:rFonts w:ascii="Times New Roman" w:hAnsi="Times New Roman" w:cs="Times New Roman"/>
-          <w:b/>
-          <w:bCs/>
-          <w:i/>
-          <w:iCs/>
-        </w:rPr>
-        <w:br/>
-        <w:t xml:space="preserve">Deixo tudo </w:t>
-      </w:r>
-      <w:proofErr w:type="gramStart"/>
-      <w:r>
-        <w:rPr>
-          <w:rFonts w:ascii="Times New Roman" w:hAnsi="Times New Roman" w:cs="Times New Roman"/>
-          <w:b/>
-          <w:bCs/>
-          <w:i/>
-          <w:iCs/>
-        </w:rPr>
-        <w:t>pra</w:t>
-      </w:r>
-      <w:proofErr w:type="gramEnd"/>
-      <w:r>
-        <w:rPr>
-          <w:rFonts w:ascii="Times New Roman" w:hAnsi="Times New Roman" w:cs="Times New Roman"/>
-          <w:b/>
-          <w:bCs/>
-          <w:i/>
-          <w:iCs/>
-        </w:rPr>
-        <w:t xml:space="preserve"> trás para o alvo correr </w:t>
-      </w:r>
-      <w:r>
-        <w:rPr>
-          <w:rFonts w:ascii="Times New Roman" w:hAnsi="Times New Roman" w:cs="Times New Roman"/>
-          <w:b/>
-          <w:bCs/>
-          <w:i/>
-          <w:iCs/>
-        </w:rPr>
-        <w:br/>
-        <w:t>Nossa glória é Jesus conhecer</w:t>
+        <w:t>]</w:t>
       </w:r>
     </w:p>
     <w:p>
       <w:pPr>
-        <w:pStyle w:val="PargrafodaLista"/>
-        <w:numPr>
-          <w:ilvl w:val="0"/>
-          <w:numId w:val="1"/>
-        </w:numPr>
         <w:autoSpaceDE w:val="0"/>
         <w:autoSpaceDN w:val="0"/>
         <w:adjustRightInd w:val="0"/>
-        <w:spacing w:before="80" w:line="240" w:lineRule="auto"/>
-        <w:ind w:left="862" w:hanging="357"/>
-        <w:contextualSpacing w:val="0"/>
-        <w:rPr>
-          <w:rFonts w:ascii="Times New Roman" w:hAnsi="Times New Roman" w:cs="Times New Roman"/>
-        </w:rPr>
-      </w:pPr>
-      <w:r>
-        <w:rPr>
-          <w:rFonts w:ascii="Times New Roman" w:hAnsi="Times New Roman" w:cs="Times New Roman"/>
-        </w:rPr>
-        <w:t>Conformar-me a Jesus é o que quero fazer</w:t>
-      </w:r>
-      <w:r>
-        <w:rPr>
-          <w:rFonts w:ascii="Times New Roman" w:hAnsi="Times New Roman" w:cs="Times New Roman"/>
-        </w:rPr>
-        <w:br/>
-        <w:t>Não mediante meus feitos</w:t>
-      </w:r>
-      <w:r>
-        <w:rPr>
-          <w:rFonts w:ascii="Times New Roman" w:hAnsi="Times New Roman" w:cs="Times New Roman"/>
-        </w:rPr>
-        <w:br/>
-        <w:t>Mas por Ele conhecer</w:t>
-      </w:r>
-    </w:p>
-    <w:p>
-      <w:pPr>
-        <w:pStyle w:val="PargrafodaLista"/>
-        <w:numPr>
-          <w:ilvl w:val="0"/>
-          <w:numId w:val="1"/>
-        </w:numPr>
-        <w:autoSpaceDE w:val="0"/>
-        <w:autoSpaceDN w:val="0"/>
-        <w:adjustRightInd w:val="0"/>
-        <w:spacing w:before="80" w:line="240" w:lineRule="auto"/>
-        <w:ind w:left="862" w:hanging="357"/>
-        <w:contextualSpacing w:val="0"/>
-        <w:rPr>
-          <w:rFonts w:ascii="Times New Roman" w:hAnsi="Times New Roman" w:cs="Times New Roman"/>
-        </w:rPr>
-      </w:pPr>
-      <w:r>
-        <w:rPr>
-          <w:rFonts w:ascii="Times New Roman" w:hAnsi="Times New Roman" w:cs="Times New Roman"/>
-        </w:rPr>
-        <w:t>O Seu conhecimento é sublime e verás</w:t>
-      </w:r>
-      <w:r>
-        <w:rPr>
-          <w:rFonts w:ascii="Times New Roman" w:hAnsi="Times New Roman" w:cs="Times New Roman"/>
-        </w:rPr>
-        <w:br/>
-        <w:t>Cristo me conquistou, Ele me satisfaz</w:t>
-      </w:r>
-    </w:p>
-    <w:p>
-      <w:pPr>
-        <w:pStyle w:val="PargrafodaLista"/>
-        <w:numPr>
-          <w:ilvl w:val="0"/>
-          <w:numId w:val="1"/>
-        </w:numPr>
-        <w:autoSpaceDE w:val="0"/>
-        <w:autoSpaceDN w:val="0"/>
-        <w:adjustRightInd w:val="0"/>
-        <w:spacing w:before="80" w:line="240" w:lineRule="auto"/>
-        <w:ind w:left="862" w:hanging="357"/>
-        <w:contextualSpacing w:val="0"/>
-        <w:rPr>
-          <w:rFonts w:ascii="Times New Roman" w:hAnsi="Times New Roman" w:cs="Times New Roman"/>
-          <w:b/>
-          <w:bCs/>
-        </w:rPr>
-      </w:pPr>
-      <w:r>
-        <w:rPr>
-          <w:rFonts w:ascii="Times New Roman" w:hAnsi="Times New Roman" w:cs="Times New Roman"/>
-          <w:b/>
-          <w:bCs/>
-        </w:rPr>
-        <w:t>[REPETE]</w:t>
-      </w:r>
-    </w:p>
-    <w:p>
-      <w:pPr>
-        <w:pStyle w:val="PargrafodaLista"/>
-        <w:numPr>
-          <w:ilvl w:val="0"/>
-          <w:numId w:val="1"/>
-        </w:numPr>
-        <w:autoSpaceDE w:val="0"/>
-        <w:autoSpaceDN w:val="0"/>
-        <w:adjustRightInd w:val="0"/>
-        <w:spacing w:before="80" w:line="240" w:lineRule="auto"/>
-        <w:ind w:left="862" w:hanging="357"/>
-        <w:contextualSpacing w:val="0"/>
-        <w:rPr>
-          <w:rFonts w:ascii="Times New Roman" w:hAnsi="Times New Roman" w:cs="Times New Roman"/>
-        </w:rPr>
-      </w:pPr>
-      <w:r>
-        <w:rPr>
-          <w:rFonts w:ascii="Times New Roman" w:hAnsi="Times New Roman" w:cs="Times New Roman"/>
+        <w:rPr>
+          <w:rFonts w:ascii="Times New Roman" w:hAnsi="Times New Roman"/>
+        </w:rPr>
+      </w:pPr>
+      <w:r>
+        <w:rPr>
+          <w:rFonts w:ascii="Times New Roman" w:hAnsi="Times New Roman"/>
         </w:rPr>
         <w:t>Nossa glória é Jesus conhecer</w:t>
       </w:r>
-      <w:bookmarkEnd w:id="0"/>
     </w:p>
     <w:sectPr>
       <w:pgSz w:w="11906" w:h="16838"/>
